--- a/handover-documentation/Aculyze-LM_End_to_End_User_Flow_and_User_Guide.docx
+++ b/handover-documentation/Aculyze-LM_End_to_End_User_Flow_and_User_Guide.docx
@@ -917,7 +917,7 @@
           <w:sz w:val="21"/>
           <w:szCs w:val="21"/>
         </w:rPr>
-        <w:t xml:space="preserve">Aculyze-LM is a Filament 3 admin panel — there is no separate public-facing site. A user logs in with their email and password at the panel's login screen; there is no self-registration, no "forgot password" flow wired to a working mailer that was verified in this review (the password_reset_tokens table exists but sending a reset email was not confirmed configured — Needs verification), and no social/SSO login.</w:t>
+        <w:t xml:space="preserve">Aculyze-LM is a Filament 3 admin panel — there is no separate public-facing site. A user logs in with their email and password at the panel's login screen; there is no self-registration, no "forgot password" flow confirmed wired to a working mailer (the password_reset_tokens table exists but sending a reset email was not confirmed configured — Needs verification), and no social/SSO login.</w:t>
       </w:r>
     </w:p>
     <w:p>
@@ -3469,7 +3469,7 @@
           <w:sz w:val="20"/>
           <w:szCs w:val="20"/>
         </w:rPr>
-        <w:t xml:space="preserve">screenshots of the live application are not included in this document. Producing accurate ones would require a running instance seeded with realistic, non-confidential sample data, which was outside the scope of this documentation-only handover task; the field names, labels, and behaviors described throughout this guide were instead verified directly against the current Filament Resource/Page source code.</w:t>
+        <w:t xml:space="preserve">screenshots of the live application are not included in this document. Producing accurate ones would require a running instance seeded with realistic, non-confidential sample data, which was outside the scope of this documentation set; the field names, labels, and behaviors described throughout this guide were instead verified directly against the current Filament Resource/Page source code.</w:t>
       </w:r>
     </w:p>
     <w:sectPr>

--- a/handover-documentation/Aculyze-LM_End_to_End_User_Flow_and_User_Guide.docx
+++ b/handover-documentation/Aculyze-LM_End_to_End_User_Flow_and_User_Guide.docx
@@ -255,7 +255,7 @@
           <w:sz w:val="20"/>
           <w:szCs w:val="20"/>
         </w:rPr>
-        <w:t xml:space="preserve">Two features exist in the codebase but are not live for end users: </w:t>
+        <w:t xml:space="preserve">One feature is confirmed not yet live; another was wrongly believed not live and is corrected here: </w:t>
       </w:r>
       <w:r>
         <w:rPr>
@@ -263,7 +263,7 @@
           <w:sz w:val="20"/>
           <w:szCs w:val="20"/>
         </w:rPr>
-        <w:t xml:space="preserve">This document describes what a user can actually do in the currently deployed application. Two substantially-built pieces of code are confirmed NOT applied to the production database (see the companion Project Status &amp; Handover Report, Section 4 of the Database document, and docs/PHASE4A3_PRODUCTION_DEPLOYMENT_RUNBOOK.md): (1) a redesigned Pipeline Board with destination-specific Call drag dialogs (separate Appointment Mode/Person Meeting/Location and Lead Opportunity Title fields), and (2) the full multi-version Proposal commercial workflow (Draft → Submit → Approve → PDF → Send → Client Response). Both are described later in this document, clearly separated and labeled "not yet available in production," alongside the simpler behavior that is actually live today.</w:t>
+        <w:t xml:space="preserve">This document describes what a user can actually do in the currently deployed application, verified directly against a production database export dated 24 September 2026 wherever one was available. A redesigned Pipeline Board with destination-specific Call drag dialogs (separate Appointment Mode/Person Meeting/Location and Lead Opportunity Title fields) is confirmed NOT applied to production — its supporting columns are absent from that export. Separately, the multi-version Proposal commercial workflow (Draft → Submit → Approve → PDF → Send → Client Response) was previously believed entirely unbuilt-for-production in an earlier version of this document; that was wrong. The production export shows its schema is live and its Draft/Version-creation step is confirmed in active use as recently as 22 September 2026. Whether the full Submit → Approve → PDF → Send → Client-Response chain is currently reachable in the deployed application UI is not established either way by that export and is described precisely, with its evidence, in Section 15.</w:t>
       </w:r>
     </w:p>
     <w:p>
@@ -2582,7 +2582,7 @@
           <w:sz w:val="20"/>
           <w:szCs w:val="20"/>
         </w:rPr>
-        <w:t xml:space="preserve">The current codebase also contains a considerably richer version of the Calls-lane cross-drag dialogs — separate, purpose-built forms for Call→Follow-Up, Call→Appointment (with its own Mode/Person Meeting/Location fields), and Call→Lead (with an Opportunity Title field) — plus corresponding Appointment.mode/person_meeting/location and Lead.opportunity_title columns. This redesign is fully coded and covered in the companion Database document, but the migrations that add its columns are confirmed NOT applied to production. What is described above (Sections 14.1–14.3) is the simpler, currently-live behavior: a single generic "Log a Call" dialog is used for every Calls-lane cross-drag today, without the destination-specific Mode/Person Meeting/Location/Opportunity Title fields.</w:t>
+        <w:t xml:space="preserve">The current codebase also contains a considerably richer version of the Calls-lane cross-drag dialogs — separate, purpose-built forms for Call→Follow-Up, Call→Appointment (with its own Mode/Person Meeting/Location fields), and Call→Lead (with an Opportunity Title field) — plus corresponding Appointment.mode/person_meeting/location and Lead.opportunity_title columns. This redesign is fully coded and covered in the companion Database document, and its supporting columns are confirmed absent from a production database export dated 24 September 2026 — unlike the Proposal commercial-versioning layer (Section 15), this redesign genuinely has not reached production. What is described above (Sections 14.1–14.3) is the simpler, currently-live behavior: a single generic "Log a Call" dialog is used for every Calls-lane cross-drag today, without the destination-specific Mode/Person Meeting/Location/Opportunity Title fields.</w:t>
       </w:r>
     </w:p>
     <w:p>
@@ -2599,77 +2599,6 @@
           <w:szCs w:val="30"/>
         </w:rPr>
         <w:t xml:space="preserve">15. Proposal Lifecycle</w:t>
-      </w:r>
-    </w:p>
-    <w:p>
-      <w:pPr>
-        <w:pStyle w:val="Heading2"/>
-        <w:spacing w:after="140" w:before="280"/>
-      </w:pPr>
-      <w:r>
-        <w:rPr>
-          <w:b/>
-          <w:bCs/>
-          <w:color w:val="1F4E8C"/>
-          <w:sz w:val="25"/>
-          <w:szCs w:val="25"/>
-        </w:rPr>
-        <w:t xml:space="preserve">15.1 What is live in production today</w:t>
-      </w:r>
-    </w:p>
-    <w:p>
-      <w:pPr>
-        <w:spacing w:after="140" w:line="276"/>
-      </w:pPr>
-      <w:r>
-        <w:rPr>
-          <w:color w:val="222222"/>
-          <w:sz w:val="21"/>
-          <w:szCs w:val="21"/>
-        </w:rPr>
-        <w:t xml:space="preserve">A Proposal can be created only from a qualifying Lead (one already marked ready — Validated stage, or Proposal Required status — with meaningful Notes/Remarks already on it), via that Lead's "Create Proposal" action, or by dragging a qualifying Lead into the Pipeline Board's Proposal lane. Exactly one Proposal per Lead is allowed, enforced at the database level, not just by convention.</w:t>
-      </w:r>
-    </w:p>
-    <w:p>
-      <w:pPr>
-        <w:spacing w:after="140" w:line="276"/>
-      </w:pPr>
-      <w:r>
-        <w:rPr>
-          <w:color w:val="222222"/>
-          <w:sz w:val="21"/>
-          <w:szCs w:val="21"/>
-        </w:rPr>
-        <w:t xml:space="preserve">As actually used today, a Proposal is a single flat record: its Stage (Being Prepared → Sent → Customer Accepted/Customer Rejected — names and order explicitly provisional per the code's own documentation) and its Outcome (Won / Hold / Lost, or blank while still in progress) are edited directly on the ordinary Proposal Edit form, and a Value figure and file attachments (required once Stage = Sent) are recorded alongside them. Notes become mandatory the moment Outcome is set to Won or Lost.</w:t>
-      </w:r>
-    </w:p>
-    <w:p>
-      <w:pPr>
-        <w:spacing w:after="140" w:line="276"/>
-      </w:pPr>
-      <w:r>
-        <w:rPr>
-          <w:color w:val="222222"/>
-          <w:sz w:val="21"/>
-          <w:szCs w:val="21"/>
-        </w:rPr>
-        <w:t xml:space="preserve">The "Continue" action lets the assigned person route a still-open Proposal forward without changing its final Outcome: Follow-Up Required, Demo Required, or Requirement Clarification Required — while a Proposal is on Hold, only Follow-Up Required is offered, since Hold is described in the code as "not a final decision, just a pause."</w:t>
-      </w:r>
-    </w:p>
-    <w:p>
-      <w:pPr>
-        <w:pStyle w:val="Heading2"/>
-        <w:spacing w:after="140" w:before="280"/>
-      </w:pPr>
-      <w:r>
-        <w:rPr>
-          <w:b/>
-          <w:bCs/>
-          <w:color w:val="1F4E8C"/>
-          <w:sz w:val="25"/>
-          <w:szCs w:val="25"/>
-        </w:rPr>
-        <w:t xml:space="preserve">15.2 The multi-version commercial workflow — built, not yet live</w:t>
       </w:r>
     </w:p>
     <w:p>
@@ -2689,7 +2618,7 @@
           <w:sz w:val="20"/>
           <w:szCs w:val="20"/>
         </w:rPr>
-        <w:t xml:space="preserve">Not available to end users in production today: </w:t>
+        <w:t xml:space="preserve">Correction to an earlier version of this document: </w:t>
       </w:r>
       <w:r>
         <w:rPr>
@@ -2697,7 +2626,23 @@
           <w:sz w:val="20"/>
           <w:szCs w:val="20"/>
         </w:rPr>
-        <w:t xml:space="preserve">The codebase contains an extensive, fully implemented "Commercial Version" system layered on top of the Proposal record above (draft line-item pricing with exact decimal tax/discount math, a formal Submit → Manager/Senior-Manager Approve or Return-for-Revision cycle with self-approval explicitly blocked, PDF generation and correction, a controlled Release-for-Sending step, manual send recording with full send history, and a structured client-response record — Accepted / Revision Requested / More Time / Rejected / Other — that on Accepted automatically sets the Proposal to Won and creates a placeholder billing hand-off row). Every part of this was verified directly in the code (ManageCommercialVersion.php, ViewCommercialVersion.php, and the Proposal*Service classes) and is described here for completeness, but the project's own deployment runbook confirms none of its supporting database schema has been applied to production. A user opening the application today does not see a "Commercial Version," a Submit/Approve workflow, a generated PDF, a Send History tab, or a structured client-response form — only the flat Stage/Outcome/Value/attachment fields described in 15.1.</w:t>
+        <w:t xml:space="preserve">An earlier version of this guide stated the multi-version commercial workflow described in Section 15.2 below was "not yet available in production." That was based on the wording of the project's own deployment runbook and on git commit-date analysis, and has been corrected after direct inspection of a production database export dated 24 September 2026. The corrected, evidence-based picture — including exactly what is confirmed live, what is confirmed used, and what remains genuinely unconfirmed either way — is set out precisely below.</w:t>
+      </w:r>
+    </w:p>
+    <w:p>
+      <w:pPr>
+        <w:pStyle w:val="Heading2"/>
+        <w:spacing w:after="140" w:before="280"/>
+      </w:pPr>
+      <w:r>
+        <w:rPr>
+          <w:b/>
+          <w:bCs/>
+          <w:color w:val="1F4E8C"/>
+          <w:sz w:val="25"/>
+          <w:szCs w:val="25"/>
+        </w:rPr>
+        <w:t xml:space="preserve">15.1 Creating and progressing a Proposal</w:t>
       </w:r>
     </w:p>
     <w:p>
@@ -2710,23 +2655,49 @@
           <w:sz w:val="21"/>
           <w:szCs w:val="21"/>
         </w:rPr>
-        <w:t xml:space="preserve">For completeness, the built (not-yet-live) version lifecycle is: Draft (the only editable state; a Draft is created automatically the instant a Proposal itself is created) → Submitted (locked, awaiting approval) → Approved (a Senior Manager who did not submit it themselves — self-approval is blocked outright) or Returned for Revision (creates a fresh Draft) → Sent (once a manual send is recorded against a Released, current PDF). A later commercial change never edits a Sent/Approved Version in place — it always creates an entirely new, higher-numbered Version instead.</w:t>
-      </w:r>
-    </w:p>
-    <w:p>
-      <w:pPr>
-        <w:pStyle w:val="Heading1"/>
-        <w:spacing w:after="180" w:before="360"/>
-      </w:pPr>
-      <w:r>
-        <w:rPr>
-          <w:b/>
-          <w:bCs/>
-          <w:color w:val="0E1131"/>
-          <w:sz w:val="30"/>
-          <w:szCs w:val="30"/>
-        </w:rPr>
-        <w:t xml:space="preserve">16. Notifications / Reminders</w:t>
+        <w:t xml:space="preserve">A Proposal can be created only from a qualifying Lead (one already marked ready — Validated stage, or Proposal Required status — with meaningful Notes/Remarks already on it), via that Lead's "Create Proposal" action, or by dragging a qualifying Lead into the Pipeline Board's Proposal lane. Exactly one Proposal per Lead is allowed, enforced at the database level, not just by convention.</w:t>
+      </w:r>
+    </w:p>
+    <w:p>
+      <w:pPr>
+        <w:spacing w:after="140" w:line="276"/>
+      </w:pPr>
+      <w:r>
+        <w:rPr>
+          <w:color w:val="222222"/>
+          <w:sz w:val="21"/>
+          <w:szCs w:val="21"/>
+        </w:rPr>
+        <w:t xml:space="preserve">The Proposal itself carries a Stage (Being Prepared → Sent → Customer Accepted/Customer Rejected — names and order explicitly provisional per the code's own documentation) and an Outcome (Won / Hold / Lost, or blank while still in progress), a Value figure, and file attachments (required once Stage = Sent). Notes become mandatory the moment Outcome is set to Won or Lost. The "Continue" action lets the assigned person route a still-open Proposal forward without changing its final Outcome: Follow-Up Required, Demo Required, or Requirement Clarification Required — while a Proposal is on Hold, only Follow-Up Required is offered, since Hold is described in the code as "not a final decision, just a pause."</w:t>
+      </w:r>
+    </w:p>
+    <w:p>
+      <w:pPr>
+        <w:spacing w:after="140" w:line="276"/>
+      </w:pPr>
+      <w:r>
+        <w:rPr>
+          <w:color w:val="222222"/>
+          <w:sz w:val="21"/>
+          <w:szCs w:val="21"/>
+        </w:rPr>
+        <w:t xml:space="preserve">Whether Stage and Outcome are still directly editable on the ordinary Edit form and Pipeline Board today, or are now exclusively set by the Commercial Version workflow below (the "outcome cutover" the code describes), is an application-behavior question a database export cannot answer by itself. Confirm directly in the current production application before describing either behavior to a stakeholder as settled.</w:t>
+      </w:r>
+    </w:p>
+    <w:p>
+      <w:pPr>
+        <w:pStyle w:val="Heading2"/>
+        <w:spacing w:after="140" w:before="280"/>
+      </w:pPr>
+      <w:r>
+        <w:rPr>
+          <w:b/>
+          <w:bCs/>
+          <w:color w:val="1F4E8C"/>
+          <w:sz w:val="25"/>
+          <w:szCs w:val="25"/>
+        </w:rPr>
+        <w:t xml:space="preserve">15.2 The Commercial Version workflow — confirmed live, with specific gaps in what is confirmed used</w:t>
       </w:r>
     </w:p>
     <w:p>
@@ -2746,6 +2717,121 @@
           <w:sz w:val="20"/>
           <w:szCs w:val="20"/>
         </w:rPr>
+        <w:t xml:space="preserve">Confirmed live in production; real use of some steps is confirmed, other steps are unconfirmed either way: </w:t>
+      </w:r>
+      <w:r>
+        <w:rPr>
+          <w:color w:val="4a1010"/>
+          <w:sz w:val="20"/>
+          <w:szCs w:val="20"/>
+        </w:rPr>
+        <w:t xml:space="preserve">The codebase contains an extensive "Commercial Version" system layered on top of the Proposal record above (draft line-item pricing with exact decimal tax/discount math, a formal Submit → Manager/Senior-Manager Approve or Return-for-Revision cycle with self-approval explicitly blocked, PDF generation and correction, a controlled Release-for-Sending step, manual send recording with full send history, and a structured client-response record — Accepted / Revision Requested / More Time / Rejected / Other — that on Accepted automatically sets the Proposal to Won and creates a placeholder billing hand-off row).</w:t>
+      </w:r>
+    </w:p>
+    <w:p>
+      <w:pPr>
+        <w:spacing w:after="140" w:line="276"/>
+      </w:pPr>
+      <w:r>
+        <w:rPr>
+          <w:color w:val="222222"/>
+          <w:sz w:val="21"/>
+          <w:szCs w:val="21"/>
+        </w:rPr>
+        <w:t xml:space="preserve">A production database export dated 24 September 2026 shows this system's schema is fully live, and that its Draft-creation step specifically has been used for real: every new Proposal created in that export automatically has a matching V1 Draft Commercial Version, exactly as the code is designed to produce, including two Drafts created as recently as 21–22 September 2026 through the ordinary (non-backfill) creation path — not merely present in the schema. Five older Proposals additionally carry a retroactively backfilled "V1" Version reflecting their pre-existing Stage/Outcome/Value, created in a single one-time backfill event on 6 September 2026 — this is historical bookkeeping, not evidence a user worked through the Submit/Approve/Send steps for those five.</w:t>
+      </w:r>
+    </w:p>
+    <w:p>
+      <w:pPr>
+        <w:pBdr>
+          <w:left w:val="single" w:color="A06B1A" w:sz="18" w:space="8"/>
+        </w:pBdr>
+        <w:shd w:fill="FFF6E5" w:val="clear"/>
+        <w:spacing w:after="160" w:before="100"/>
+        <w:ind w:left="200"/>
+      </w:pPr>
+      <w:r>
+        <w:rPr>
+          <w:b/>
+          <w:bCs/>
+          <w:i/>
+          <w:iCs/>
+          <w:color w:val="A06B1A"/>
+          <w:sz w:val="20"/>
+          <w:szCs w:val="20"/>
+        </w:rPr>
+        <w:t xml:space="preserve">Needs verification: </w:t>
+      </w:r>
+      <w:r>
+        <w:rPr>
+          <w:i/>
+          <w:iCs/>
+          <w:color w:val="4a3a10"/>
+          <w:sz w:val="20"/>
+          <w:szCs w:val="20"/>
+        </w:rPr>
+        <w:t xml:space="preserve">two of the Draft Commercial Versions in that export carry the placeholder customer name "[LOCAL TEST] Board Fix" rather than a real customer name — this reads as internal testing activity performed directly in production, not a genuine customer proposal, and should not be mistaken for one.</w:t>
+      </w:r>
+    </w:p>
+    <w:p>
+      <w:pPr>
+        <w:spacing w:after="140" w:line="276"/>
+      </w:pPr>
+      <w:r>
+        <w:rPr>
+          <w:color w:val="222222"/>
+          <w:sz w:val="21"/>
+          <w:szCs w:val="21"/>
+        </w:rPr>
+        <w:t xml:space="preserve">By contrast, the export shows zero rows for PDF generation, manual-send recording, and client-response recording — meaning this export gives no evidence that a user has ever Submitted a Version for approval, generated a PDF, recorded a Send, or recorded a Client Response, and equally gives no evidence that they have not. Whether an Employee, Manager, or Senior Manager can currently reach a Submit/Approve screen, a generated PDF, a Send History tab, or a structured client-response form in the live application is not established either way by this export. Confirm directly against the current production application before telling an end user or stakeholder that any of these specific steps is or is not available to them today.</w:t>
+      </w:r>
+    </w:p>
+    <w:p>
+      <w:pPr>
+        <w:spacing w:after="140" w:line="276"/>
+      </w:pPr>
+      <w:r>
+        <w:rPr>
+          <w:color w:val="222222"/>
+          <w:sz w:val="21"/>
+          <w:szCs w:val="21"/>
+        </w:rPr>
+        <w:t xml:space="preserve">For completeness, the designed version lifecycle is: Draft (the only editable state; a Draft is created automatically the instant a Proposal itself is created — confirmed happening in production) → Submitted (locked, awaiting approval) → Approved (a Senior Manager who did not submit it themselves — self-approval is blocked outright) or Returned for Revision (creates a fresh Draft) → Sent (once a manual send is recorded against a Released, current PDF). A later commercial change never edits a Sent/Approved Version in place — it always creates an entirely new, higher-numbered Version instead.</w:t>
+      </w:r>
+    </w:p>
+    <w:p>
+      <w:pPr>
+        <w:pStyle w:val="Heading1"/>
+        <w:spacing w:after="180" w:before="360"/>
+      </w:pPr>
+      <w:r>
+        <w:rPr>
+          <w:b/>
+          <w:bCs/>
+          <w:color w:val="0E1131"/>
+          <w:sz w:val="30"/>
+          <w:szCs w:val="30"/>
+        </w:rPr>
+        <w:t xml:space="preserve">16. Notifications / Reminders</w:t>
+      </w:r>
+    </w:p>
+    <w:p>
+      <w:pPr>
+        <w:pBdr>
+          <w:left w:val="single" w:color="A12B2B" w:sz="18" w:space="8"/>
+        </w:pBdr>
+        <w:shd w:fill="FDEEEE" w:val="clear"/>
+        <w:spacing w:after="160" w:before="100"/>
+        <w:ind w:left="200"/>
+      </w:pPr>
+      <w:r>
+        <w:rPr>
+          <w:b/>
+          <w:bCs/>
+          <w:color w:val="A12B2B"/>
+          <w:sz w:val="20"/>
+          <w:szCs w:val="20"/>
+        </w:rPr>
         <w:t xml:space="preserve">Not implemented: </w:t>
       </w:r>
       <w:r>
@@ -3164,7 +3250,7 @@
           <w:sz w:val="20"/>
           <w:szCs w:val="20"/>
         </w:rPr>
-        <w:t xml:space="preserve">this walk-through describes the Proposal step using what is actually live in production today (Section 15.1) — direct Stage/Outcome/Value editing. See Section 15.2 for the built-but-not-yet-deployed multi-version Submit/Approve/PDF/Send workflow that would sit in place of steps 5–7 once that layer is deployed.</w:t>
+        <w:t xml:space="preserve">this walk-through describes the Proposal step at the Stage/Outcome/Value level (Section 15.1). A production-confirmed Commercial Version (Draft pricing) also exists alongside every Proposal today (Section 15.2) — whether steps 5–7 above are, in the currently deployed application, actually carried out through that Draft-and-beyond workflow (Submit/Approve/PDF/Send) rather than the flat fields is not established either way by the evidence available and should be confirmed directly in the live application.</w:t>
       </w:r>
     </w:p>
     <w:p>
@@ -3278,7 +3364,7 @@
           <w:sz w:val="20"/>
           <w:szCs w:val="20"/>
         </w:rPr>
-        <w:t xml:space="preserve">Proposal Revision (built-not-live layer) — a client response of Revision Requested creates a fresh Draft Version and resets the Proposal back to Being Prepared.</w:t>
+        <w:t xml:space="preserve">Proposal Revision (Commercial Version layer, schema confirmed live — real end-to-end use of this specific response type not confirmed either way, see Section 15.2) — a client response of Revision Requested creates a fresh Draft Version and resets the Proposal back to Being Prepared.</w:t>
       </w:r>
     </w:p>
     <w:p>
